--- a/letter/word_template.docx
+++ b/letter/word_template.docx
@@ -666,7 +666,7 @@
       <w:widowControl/>
       <w:suppressAutoHyphens w:val="true"/>
       <w:bidi w:val="0"/>
-      <w:spacing w:before="0" w:after="200"/>
+      <w:spacing w:lineRule="auto" w:line="480" w:before="0" w:after="200"/>
       <w:jc w:val="left"/>
     </w:pPr>
     <w:rPr>
@@ -1086,7 +1086,9 @@
   <w:style w:type="character" w:styleId="EndnoteCharacters">
     <w:name w:val="Endnote Characters"/>
     <w:qFormat/>
-    <w:rPr/>
+    <w:rPr>
+      <w:vertAlign w:val="superscript"/>
+    </w:rPr>
   </w:style>
   <w:style w:type="character" w:styleId="EndnoteReference">
     <w:name w:val="Endnote Reference"/>

--- a/letter/word_template.docx
+++ b/letter/word_template.docx
@@ -5,14 +5,20 @@
     <w:p>
       <w:pPr>
         <w:pStyle w:val="Title"/>
-        <w:rPr/>
-      </w:pPr>
-      <w:r>
-        <w:rPr/>
-        <w:t xml:space="preserve"> </w:t>
-      </w:r>
-      <w:r>
-        <w:rPr/>
+        <w:rPr>
+          <w:lang w:val="en-IN" w:eastAsia="en-US" w:bidi="ar-SA"/>
+        </w:rPr>
+      </w:pPr>
+      <w:r>
+        <w:rPr>
+          <w:lang w:val="en-IN" w:eastAsia="en-US" w:bidi="ar-SA"/>
+        </w:rPr>
+        <w:t xml:space="preserve"> </w:t>
+      </w:r>
+      <w:r>
+        <w:rPr>
+          <w:lang w:val="en-IN" w:eastAsia="en-US" w:bidi="ar-SA"/>
+        </w:rPr>
         <w:t xml:space="preserve">Title </w:t>
       </w:r>
     </w:p>
@@ -42,6 +48,16 @@
       <w:r>
         <w:rPr/>
         <w:t xml:space="preserve">Author </w:t>
+      </w:r>
+    </w:p>
+    <w:p>
+      <w:pPr>
+        <w:pStyle w:val="AuthorAffiliation"/>
+        <w:rPr/>
+      </w:pPr>
+      <w:r>
+        <w:rPr/>
+        <w:t>Author affiliation</w:t>
       </w:r>
     </w:p>
     <w:p>
@@ -580,6 +596,7 @@
       <w:type w:val="nextPage"/>
       <w:pgSz w:w="12240" w:h="15840"/>
       <w:pgMar w:left="1440" w:right="1440" w:gutter="0" w:header="0" w:top="1440" w:footer="0" w:bottom="1440"/>
+      <w:lnNumType w:countBy="1" w:restart="continuous" w:distance="283"/>
       <w:pgNumType w:fmt="decimal"/>
       <w:formProt w:val="false"/>
       <w:textDirection w:val="lrTb"/>
@@ -1096,6 +1113,12 @@
       <w:vertAlign w:val="superscript"/>
     </w:rPr>
   </w:style>
+  <w:style w:type="character" w:styleId="LineNumber">
+    <w:name w:val="Line Number"/>
+    <w:rPr>
+      <w:rFonts w:ascii="Times New Roman" w:hAnsi="Times New Roman"/>
+    </w:rPr>
+  </w:style>
   <w:style w:type="paragraph" w:styleId="Heading">
     <w:name w:val="Heading"/>
     <w:basedOn w:val="Normal"/>
@@ -1138,7 +1161,8 @@
       <w:spacing w:before="0" w:after="120"/>
     </w:pPr>
     <w:rPr>
-      <w:i/>
+      <w:i w:val="false"/>
+      <w:sz w:val="22"/>
     </w:rPr>
   </w:style>
   <w:style w:type="paragraph" w:styleId="Index">
@@ -1178,7 +1202,7 @@
     <w:qFormat/>
     <w:rsid w:val="00a10fd9"/>
     <w:pPr>
-      <w:spacing w:lineRule="auto" w:line="240" w:before="0" w:after="80"/>
+      <w:spacing w:lineRule="auto" w:line="240" w:before="0" w:after="198"/>
       <w:contextualSpacing/>
       <w:jc w:val="center"/>
     </w:pPr>
@@ -1208,6 +1232,28 @@
   </w:style>
   <w:style w:type="paragraph" w:styleId="Author" w:customStyle="1">
     <w:name w:val="Author"/>
+    <w:next w:val="BodyText"/>
+    <w:qFormat/>
+    <w:pPr>
+      <w:keepNext w:val="true"/>
+      <w:keepLines/>
+      <w:widowControl/>
+      <w:suppressAutoHyphens w:val="true"/>
+      <w:bidi w:val="0"/>
+      <w:spacing w:before="198" w:after="198"/>
+      <w:jc w:val="center"/>
+    </w:pPr>
+    <w:rPr>
+      <w:rFonts w:ascii="Times New Roman" w:hAnsi="Times New Roman" w:eastAsia="Aptos" w:cs="" w:cstheme="minorBidi" w:eastAsiaTheme="minorHAnsi"/>
+      <w:color w:val="auto"/>
+      <w:kern w:val="0"/>
+      <w:sz w:val="24"/>
+      <w:szCs w:val="24"/>
+      <w:lang w:val="en-US" w:eastAsia="en-US" w:bidi="ar-SA"/>
+    </w:rPr>
+  </w:style>
+  <w:style w:type="paragraph" w:styleId="Date">
+    <w:name w:val="Date"/>
     <w:next w:val="BodyText"/>
     <w:qFormat/>
     <w:pPr>
@@ -1228,28 +1274,6 @@
       <w:lang w:val="en-US" w:eastAsia="en-US" w:bidi="ar-SA"/>
     </w:rPr>
   </w:style>
-  <w:style w:type="paragraph" w:styleId="Date">
-    <w:name w:val="Date"/>
-    <w:next w:val="BodyText"/>
-    <w:qFormat/>
-    <w:pPr>
-      <w:keepNext w:val="true"/>
-      <w:keepLines/>
-      <w:widowControl/>
-      <w:suppressAutoHyphens w:val="true"/>
-      <w:bidi w:val="0"/>
-      <w:spacing w:before="0" w:after="200"/>
-      <w:jc w:val="center"/>
-    </w:pPr>
-    <w:rPr>
-      <w:rFonts w:ascii="Times New Roman" w:hAnsi="Times New Roman" w:eastAsia="Aptos" w:cs="" w:cstheme="minorBidi" w:eastAsiaTheme="minorHAnsi"/>
-      <w:color w:val="auto"/>
-      <w:kern w:val="0"/>
-      <w:sz w:val="24"/>
-      <w:szCs w:val="24"/>
-      <w:lang w:val="en-US" w:eastAsia="en-US" w:bidi="ar-SA"/>
-    </w:rPr>
-  </w:style>
   <w:style w:type="paragraph" w:styleId="AbstractTitle" w:customStyle="1">
     <w:name w:val="Abstract Title"/>
     <w:basedOn w:val="Normal"/>
@@ -1400,6 +1424,43 @@
       <w:bCs w:val="false"/>
       <w:color w:themeColor="accent1" w:themeShade="bf" w:val="365F91"/>
     </w:rPr>
+  </w:style>
+  <w:style w:type="paragraph" w:styleId="AuthorAffiliation">
+    <w:name w:val="Author Affiliation"/>
+    <w:basedOn w:val="BodyText"/>
+    <w:qFormat/>
+    <w:pPr/>
+    <w:rPr/>
+  </w:style>
+  <w:style w:type="paragraph" w:styleId="HeaderandFooter">
+    <w:name w:val="Header and Footer"/>
+    <w:basedOn w:val="Normal"/>
+    <w:qFormat/>
+    <w:pPr>
+      <w:suppressLineNumbers/>
+      <w:tabs>
+        <w:tab w:val="clear" w:pos="720"/>
+        <w:tab w:val="center" w:pos="4680" w:leader="none"/>
+        <w:tab w:val="right" w:pos="9360" w:leader="none"/>
+      </w:tabs>
+    </w:pPr>
+    <w:rPr/>
+  </w:style>
+  <w:style w:type="paragraph" w:styleId="Footer">
+    <w:name w:val="Footer"/>
+    <w:basedOn w:val="HeaderandFooter"/>
+    <w:pPr>
+      <w:suppressLineNumbers/>
+    </w:pPr>
+    <w:rPr/>
+  </w:style>
+  <w:style w:type="paragraph" w:styleId="Header">
+    <w:name w:val="Header"/>
+    <w:basedOn w:val="HeaderandFooter"/>
+    <w:pPr>
+      <w:suppressLineNumbers/>
+    </w:pPr>
+    <w:rPr/>
   </w:style>
   <w:style w:type="table" w:default="1" w:styleId="Table">
     <w:name w:val="Table"/>

--- a/letter/word_template.docx
+++ b/letter/word_template.docx
@@ -590,12 +590,13 @@
       </w:r>
     </w:p>
     <w:sectPr>
+      <w:footerReference w:type="default" r:id="rId3"/>
       <w:footnotePr>
         <w:numFmt w:val="decimal"/>
       </w:footnotePr>
       <w:type w:val="nextPage"/>
       <w:pgSz w:w="12240" w:h="15840"/>
-      <w:pgMar w:left="1440" w:right="1440" w:gutter="0" w:header="0" w:top="1440" w:footer="0" w:bottom="1440"/>
+      <w:pgMar w:left="1440" w:right="1440" w:gutter="0" w:header="0" w:top="1440" w:footer="1440" w:bottom="2474"/>
       <w:lnNumType w:countBy="1" w:restart="continuous" w:distance="283"/>
       <w:pgNumType w:fmt="decimal"/>
       <w:formProt w:val="false"/>
@@ -604,6 +605,41 @@
     </w:sectPr>
   </w:body>
 </w:document>
+</file>
+
+<file path=word/footer1.xml><?xml version="1.0" encoding="utf-8"?>
+<w:ftr xmlns:o="urn:schemas-microsoft-com:office:office" xmlns:r="http://schemas.openxmlformats.org/officeDocument/2006/relationships" xmlns:v="urn:schemas-microsoft-com:vml" xmlns:w="http://schemas.openxmlformats.org/wordprocessingml/2006/main" xmlns:w10="urn:schemas-microsoft-com:office:word" xmlns:wp="http://schemas.openxmlformats.org/drawingml/2006/wordprocessingDrawing" xmlns:wps="http://schemas.microsoft.com/office/word/2010/wordprocessingShape" xmlns:wpg="http://schemas.microsoft.com/office/word/2010/wordprocessingGroup" xmlns:mc="http://schemas.openxmlformats.org/markup-compatibility/2006" xmlns:wp14="http://schemas.microsoft.com/office/word/2010/wordprocessingDrawing" xmlns:w14="http://schemas.microsoft.com/office/word/2010/wordml" xmlns:w15="http://schemas.microsoft.com/office/word/2012/wordml" mc:Ignorable="w14 wp14 w15">
+  <w:p>
+    <w:pPr>
+      <w:pStyle w:val="Footer"/>
+      <w:spacing w:before="0" w:after="200"/>
+      <w:jc w:val="center"/>
+      <w:rPr/>
+    </w:pPr>
+    <w:bookmarkStart w:id="9" w:name="PageNumWizard_FOOTER_Default_Page_Style1"/>
+    <w:r>
+      <w:rPr/>
+      <w:fldChar w:fldCharType="begin"/>
+    </w:r>
+    <w:r>
+      <w:rPr/>
+      <w:instrText xml:space="preserve"> PAGE </w:instrText>
+    </w:r>
+    <w:r>
+      <w:rPr/>
+      <w:fldChar w:fldCharType="separate"/>
+    </w:r>
+    <w:r>
+      <w:rPr/>
+      <w:t>2</w:t>
+    </w:r>
+    <w:r>
+      <w:rPr/>
+      <w:fldChar w:fldCharType="end"/>
+    </w:r>
+    <w:bookmarkEnd w:id="9"/>
+  </w:p>
+</w:ftr>
 </file>
 
 <file path=word/footnotes.xml><?xml version="1.0" encoding="utf-8"?>
